--- a/data/users/bob/files/Name.docx
+++ b/data/users/bob/files/Name.docx
@@ -9,7 +9,7 @@
     </w:p>
     <w:p>
       <w:r>
-        <w:t>Name: Mohamed Ahmed Abdelaziz                ID:211005916</w:t>
+        <w:t xml:space="preserve">Name: Mohamed Ahmed Abdelaziz                </w:t>
       </w:r>
     </w:p>
     <w:p/>
